--- a/runs/W_10072026/10_07 STORY C.docx
+++ b/runs/W_10072026/10_07 STORY C.docx
@@ -13,7 +13,7 @@
           <w:color w:val="000000"/>
           <w:sz w:val="46"/>
         </w:rPr>
-        <w:t>THEY REPLACED THE CASHIER WITH A ROBOT... NOW THEY'RE BRINGING THE HUMANS BACK!!</w:t>
+        <w:t>MCDONALD'S IS BRINGING THE HUMANS BACK!!</w:t>
       </w:r>
     </w:p>
     <w:p>
@@ -40,7 +40,7 @@
           <w:color w:val="000000"/>
           <w:sz w:val="36"/>
         </w:rPr>
-        <w:t>-FOR YEARS, FAST FOOD HAS BEEN SWAPPING PEOPLE FOR KIOSKS, APPS AND AI VOICES AT THE DRIVE-THRU.</w:t>
+        <w:t>-FOR YEARS, MCDONALD'S PUSHED YOU TO KIOSKS, MOBILE ORDERING AND AI.</w:t>
       </w:r>
     </w:p>
     <w:p>
@@ -67,7 +67,7 @@
           <w:color w:val="000000"/>
           <w:sz w:val="36"/>
         </w:rPr>
-        <w:t>-AND NOW THE BIGGEST BURGER CHAIN IN THE WORLD IS BETTING ON PEOPLE AGAIN!!</w:t>
+        <w:t>-NOW IT'S MAKING A MAJOR SHIFT... BACK TO PEOPLE.</w:t>
       </w:r>
     </w:p>
     <w:p>
@@ -112,34 +112,7 @@
           <w:color w:val="000000"/>
           <w:sz w:val="36"/>
         </w:rPr>
-        <w:t xml:space="preserve"> AROUND THE WORLD.</w:t>
-      </w:r>
-    </w:p>
-    <w:p>
-      <w:pPr>
-        <w:spacing w:lineRule="auto" w:line="276" w:before="0" w:after="0"/>
-      </w:pPr>
-      <w:r>
-        <w:rPr>
-          <w:rFonts w:ascii="Arial" w:hAnsi="Arial" w:cs="Arial" w:eastAsia="Arial"/>
-          <w:b w:val="0"/>
-          <w:color w:val="000000"/>
-          <w:sz w:val="36"/>
-        </w:rPr>
-      </w:r>
-    </w:p>
-    <w:p>
-      <w:pPr>
-        <w:spacing w:lineRule="auto" w:line="276" w:before="0" w:after="0"/>
-      </w:pPr>
-      <w:r>
-        <w:rPr>
-          <w:rFonts w:ascii="Arial" w:hAnsi="Arial" w:cs="Arial" w:eastAsia="Arial"/>
-          <w:b w:val="0"/>
-          <w:color w:val="000000"/>
-          <w:sz w:val="36"/>
-        </w:rPr>
-        <w:t>-OCTOBER 5TH IS MCDONALD'S FOUNDER'S DAY. RAY KROC'S BIRTHDAY.</w:t>
+        <w:t xml:space="preserve"> AROUND THE WORLD. 2 MILLION!!</w:t>
       </w:r>
     </w:p>
     <w:p>
@@ -184,7 +157,7 @@
           <w:color w:val="000000"/>
           <w:sz w:val="36"/>
         </w:rPr>
-        <w:t>," AND IT'S ALL ABOUT HOSPITALITY... HOW THEY TREAT YOU.</w:t>
+        <w:t>," AND THE GOAL IS BETTER HOSPITALITY. HOW THEY TREAT YOU.</w:t>
       </w:r>
     </w:p>
     <w:p>
@@ -211,7 +184,7 @@
           <w:color w:val="000000"/>
           <w:sz w:val="36"/>
         </w:rPr>
-        <w:t>-MCDONALD'S GLOBAL CHIEF PEOPLE OFFICER, TIFFANIE BOYD, CALLS IT "THE LARGEST UPSKILLING EFFORT IN THE COMPANY'S HISTORY."</w:t>
+        <w:t>-IT'S THE BIGGEST TRAINING EFFORT IN THE COMPANY'S HISTORY.</w:t>
       </w:r>
     </w:p>
     <w:p>
@@ -238,7 +211,7 @@
           <w:color w:val="000000"/>
           <w:sz w:val="46"/>
         </w:rPr>
-        <w:t>AND WAIT UNTIL YOU HEAR WHAT THEY'RE TELLING WORKERS TO DO!!</w:t>
+        <w:t>AND WAIT UNTIL YOU HEAR WHAT THEY'RE TRAINING WORKERS TO SAY!!</w:t>
       </w:r>
     </w:p>
     <w:p>
@@ -265,7 +238,7 @@
           <w:color w:val="000000"/>
           <w:sz w:val="36"/>
         </w:rPr>
-        <w:t>-GREET YOU WHEN YOU WALK IN.</w:t>
+        <w:t>-THE WALL STREET JOURNAL GOT A COPY OF AN INTERNAL MCDONALD'S TRAINING DOCUMENT.</w:t>
       </w:r>
     </w:p>
     <w:p>
@@ -292,7 +265,43 @@
           <w:color w:val="000000"/>
           <w:sz w:val="36"/>
         </w:rPr>
-        <w:t>-CHECK ON YOU IN THE LOBBY... AND AGAIN BEFORE YOU LEAVE.</w:t>
+        <w:t>-WORKERS ARE SUPPOSED TO GREET YOU WITH ENERGY... "</w:t>
+      </w:r>
+      <w:r>
+        <w:rPr>
+          <w:rFonts w:ascii="Arial" w:hAnsi="Arial" w:cs="Arial" w:eastAsia="Arial"/>
+          <w:b/>
+          <w:color w:val="000000"/>
+          <w:sz w:val="36"/>
+        </w:rPr>
+        <w:t>ENJOY YOUR MEAL!</w:t>
+      </w:r>
+      <w:r>
+        <w:rPr>
+          <w:rFonts w:ascii="Arial" w:hAnsi="Arial" w:cs="Arial" w:eastAsia="Arial"/>
+          <w:b w:val="0"/>
+          <w:color w:val="000000"/>
+          <w:sz w:val="36"/>
+        </w:rPr>
+        <w:t>" AND "</w:t>
+      </w:r>
+      <w:r>
+        <w:rPr>
+          <w:rFonts w:ascii="Arial" w:hAnsi="Arial" w:cs="Arial" w:eastAsia="Arial"/>
+          <w:b/>
+          <w:color w:val="000000"/>
+          <w:sz w:val="36"/>
+        </w:rPr>
+        <w:t>SEE YOU SOON!</w:t>
+      </w:r>
+      <w:r>
+        <w:rPr>
+          <w:rFonts w:ascii="Arial" w:hAnsi="Arial" w:cs="Arial" w:eastAsia="Arial"/>
+          <w:b w:val="0"/>
+          <w:color w:val="000000"/>
+          <w:sz w:val="36"/>
+        </w:rPr>
+        <w:t>"</w:t>
       </w:r>
     </w:p>
     <w:p>
@@ -319,7 +328,7 @@
           <w:color w:val="000000"/>
           <w:sz w:val="36"/>
         </w:rPr>
-        <w:t>-AND ACCORDING TO THE WALL STREET JOURNAL, FRIENDLY SERVICE WILL NOW COUNT WHEN MCDONALD'S GRADES ITS FRANCHISE RESTAURANTS.</w:t>
+        <w:t>-AND ACCORDING TO THE JOURNAL, MCDONALD'S OWN FRANCHISE OWNERS ADMITTED THE PROBLEM.</w:t>
       </w:r>
     </w:p>
     <w:p>
@@ -346,34 +355,7 @@
           <w:color w:val="000000"/>
           <w:sz w:val="36"/>
         </w:rPr>
-        <w:t>-SO IF YOUR LOCAL MCDONALD'S IS RUDE TO YOU, THAT'S GOING ON ITS REPORT CARD!!</w:t>
-      </w:r>
-    </w:p>
-    <w:p>
-      <w:pPr>
-        <w:spacing w:lineRule="auto" w:line="276" w:before="0" w:after="0"/>
-      </w:pPr>
-      <w:r>
-        <w:rPr>
-          <w:rFonts w:ascii="Arial" w:hAnsi="Arial" w:cs="Arial" w:eastAsia="Arial"/>
-          <w:b w:val="0"/>
-          <w:color w:val="000000"/>
-          <w:sz w:val="36"/>
-        </w:rPr>
-      </w:r>
-    </w:p>
-    <w:p>
-      <w:pPr>
-        <w:spacing w:lineRule="auto" w:line="276" w:before="0" w:after="0"/>
-      </w:pPr>
-      <w:r>
-        <w:rPr>
-          <w:rFonts w:ascii="Arial" w:hAnsi="Arial" w:cs="Arial" w:eastAsia="Arial"/>
-          <w:b/>
-          <w:color w:val="000000"/>
-          <w:sz w:val="46"/>
-        </w:rPr>
-        <w:t>SO WHY IS MCDONALD'S DOING THIS NOW???</w:t>
+        <w:t>-THEY SAID MANY GUESTS FEEL THEIR VISITS ARE "RUSHED, IMPERSONAL, STERILE AND COLD."</w:t>
       </w:r>
     </w:p>
     <w:p>
@@ -400,7 +382,7 @@
           <w:color w:val="000000"/>
           <w:sz w:val="36"/>
         </w:rPr>
-        <w:t>-A GROUP OF MCDONALD'S OWN FRANCHISE OWNERS PUT IT IN WRITING. AND I'M QUOTING HERE...</w:t>
+        <w:t>-YOU KNOW EXACTLY WHAT THEY MEAN. YOU PULL UP, AND A COMPUTER VOICE TAKES YOUR ORDER.</w:t>
       </w:r>
     </w:p>
     <w:p>
@@ -427,25 +409,7 @@
           <w:color w:val="000000"/>
           <w:sz w:val="36"/>
         </w:rPr>
-        <w:t xml:space="preserve">-"MANY GUESTS SAY THEIR EXPERIENCES IN OUR RESTAURANTS SEEM </w:t>
-      </w:r>
-      <w:r>
-        <w:rPr>
-          <w:rFonts w:ascii="Arial" w:hAnsi="Arial" w:cs="Arial" w:eastAsia="Arial"/>
-          <w:b/>
-          <w:color w:val="000000"/>
-          <w:sz w:val="36"/>
-        </w:rPr>
-        <w:t>RUSHED, IMPERSONAL, STERILE AND COLD</w:t>
-      </w:r>
-      <w:r>
-        <w:rPr>
-          <w:rFonts w:ascii="Arial" w:hAnsi="Arial" w:cs="Arial" w:eastAsia="Arial"/>
-          <w:b w:val="0"/>
-          <w:color w:val="000000"/>
-          <w:sz w:val="36"/>
-        </w:rPr>
-        <w:t>."</w:t>
+        <w:t>-THIS DRIVER FILMED THE AI VOICE AT A MCDONALD'S DRIVE-THRU. ALL THEY WANTED WAS A SIMPLE ORDER.</w:t>
       </w:r>
     </w:p>
     <w:p>
@@ -472,88 +436,7 @@
           <w:color w:val="000000"/>
           <w:sz w:val="36"/>
         </w:rPr>
-        <w:t>-THAT'S NOT A CRITIC SAYING IT. THAT'S THE PEOPLE WHO OWN THE RESTAURANTS!!</w:t>
-      </w:r>
-    </w:p>
-    <w:p>
-      <w:pPr>
-        <w:spacing w:lineRule="auto" w:line="276" w:before="0" w:after="0"/>
-      </w:pPr>
-      <w:r>
-        <w:rPr>
-          <w:rFonts w:ascii="Arial" w:hAnsi="Arial" w:cs="Arial" w:eastAsia="Arial"/>
-          <w:b w:val="0"/>
-          <w:color w:val="000000"/>
-          <w:sz w:val="36"/>
-        </w:rPr>
-      </w:r>
-    </w:p>
-    <w:p>
-      <w:pPr>
-        <w:spacing w:lineRule="auto" w:line="276" w:before="0" w:after="0"/>
-      </w:pPr>
-      <w:r>
-        <w:rPr>
-          <w:rFonts w:ascii="Arial" w:hAnsi="Arial" w:cs="Arial" w:eastAsia="Arial"/>
-          <w:b w:val="0"/>
-          <w:color w:val="000000"/>
-          <w:sz w:val="36"/>
-        </w:rPr>
-        <w:t>-AND YOU KNOW EXACTLY WHAT THEY MEAN. YOU PULL UP, AND A COMPUTER VOICE TAKES YOUR ORDER.</w:t>
-      </w:r>
-    </w:p>
-    <w:p>
-      <w:pPr>
-        <w:spacing w:lineRule="auto" w:line="276" w:before="0" w:after="0"/>
-      </w:pPr>
-      <w:r>
-        <w:rPr>
-          <w:rFonts w:ascii="Arial" w:hAnsi="Arial" w:cs="Arial" w:eastAsia="Arial"/>
-          <w:b w:val="0"/>
-          <w:color w:val="000000"/>
-          <w:sz w:val="36"/>
-        </w:rPr>
-      </w:r>
-    </w:p>
-    <w:p>
-      <w:pPr>
-        <w:spacing w:lineRule="auto" w:line="276" w:before="0" w:after="0"/>
-      </w:pPr>
-      <w:r>
-        <w:rPr>
-          <w:rFonts w:ascii="Arial" w:hAnsi="Arial" w:cs="Arial" w:eastAsia="Arial"/>
-          <w:b w:val="0"/>
-          <w:color w:val="000000"/>
-          <w:sz w:val="36"/>
-        </w:rPr>
-        <w:t>-THIS DRIVER FILMED THE AI VOICE AT A MCDONALD'S DRIVE-THRU BACK IN 2023. THE VIDEO WENT VIRAL.</w:t>
-      </w:r>
-    </w:p>
-    <w:p>
-      <w:pPr>
-        <w:spacing w:lineRule="auto" w:line="276" w:before="0" w:after="0"/>
-      </w:pPr>
-      <w:r>
-        <w:rPr>
-          <w:rFonts w:ascii="Arial" w:hAnsi="Arial" w:cs="Arial" w:eastAsia="Arial"/>
-          <w:b w:val="0"/>
-          <w:color w:val="000000"/>
-          <w:sz w:val="36"/>
-        </w:rPr>
-      </w:r>
-    </w:p>
-    <w:p>
-      <w:pPr>
-        <w:spacing w:lineRule="auto" w:line="276" w:before="0" w:after="0"/>
-      </w:pPr>
-      <w:r>
-        <w:rPr>
-          <w:rFonts w:ascii="Arial" w:hAnsi="Arial" w:cs="Arial" w:eastAsia="Arial"/>
-          <w:b w:val="0"/>
-          <w:color w:val="000000"/>
-          <w:sz w:val="36"/>
-        </w:rPr>
-        <w:t xml:space="preserve">-ALL THEY WANTED WAS A SIMPLE ORDER. THE PROBLEM? THE </w:t>
+        <w:t xml:space="preserve">-SO HOW MANY </w:t>
       </w:r>
       <w:r>
         <w:rPr>
@@ -571,34 +454,7 @@
           <w:color w:val="000000"/>
           <w:sz w:val="36"/>
         </w:rPr>
-        <w:t>.</w:t>
-      </w:r>
-    </w:p>
-    <w:p>
-      <w:pPr>
-        <w:spacing w:lineRule="auto" w:line="276" w:before="0" w:after="0"/>
-      </w:pPr>
-      <w:r>
-        <w:rPr>
-          <w:rFonts w:ascii="Arial" w:hAnsi="Arial" w:cs="Arial" w:eastAsia="Arial"/>
-          <w:b w:val="0"/>
-          <w:color w:val="000000"/>
-          <w:sz w:val="36"/>
-        </w:rPr>
-      </w:r>
-    </w:p>
-    <w:p>
-      <w:pPr>
-        <w:spacing w:lineRule="auto" w:line="276" w:before="0" w:after="0"/>
-      </w:pPr>
-      <w:r>
-        <w:rPr>
-          <w:rFonts w:ascii="Arial" w:hAnsi="Arial" w:cs="Arial" w:eastAsia="Arial"/>
-          <w:b w:val="0"/>
-          <w:color w:val="000000"/>
-          <w:sz w:val="36"/>
-        </w:rPr>
-        <w:t>-SO HOW MANY NUGGETS DO YOU THINK THE ROBOT ENDED UP ADDING???</w:t>
+        <w:t xml:space="preserve"> DO YOU THINK THE ROBOT ENDED UP ADDING???</w:t>
       </w:r>
     </w:p>
     <w:p>
@@ -764,11 +620,11 @@
       <w:r>
         <w:rPr>
           <w:rFonts w:ascii="Arial" w:hAnsi="Arial" w:cs="Arial" w:eastAsia="Arial"/>
-          <w:b w:val="0"/>
+          <w:b/>
           <w:color w:val="000000"/>
-          <w:sz w:val="36"/>
+          <w:sz w:val="46"/>
         </w:rPr>
-        <w:t>-THAT AI WAS A TEST MCDONALD'S RAN WITH IBM, AT MORE THAN 100 DRIVE-THRUS.</w:t>
+        <w:t>AND IT'S NOT JUST MCDONALD'S... THE BIG CHAINS ARE ALL BRINGING PEOPLE BACK!!</w:t>
       </w:r>
     </w:p>
     <w:p>
@@ -795,7 +651,7 @@
           <w:color w:val="000000"/>
           <w:sz w:val="36"/>
         </w:rPr>
-        <w:t>-AND VIDEOS LIKE THAT ONE KEPT GOING VIRAL.</w:t>
+        <w:t>-BURGER KING'S PRESIDENT, TOM CURTIS, TOLD THE WALL STREET JOURNAL PEOPLE WANT A HUMAN CONNECTION.</w:t>
       </w:r>
     </w:p>
     <w:p>
@@ -822,7 +678,7 @@
           <w:color w:val="000000"/>
           <w:sz w:val="36"/>
         </w:rPr>
-        <w:t>-CBS NEWS REPORTED SOME PEOPLE SAID IT GOT EVEN SIMPLE ORDERS WRONG.</w:t>
+        <w:t>-AND I'M QUOTING HERE: "WE HAVE TO LEAN IN TO THAT BECAUSE THAT'S EVAPORATING IN THE FAST FOOD SPACE."</w:t>
       </w:r>
     </w:p>
     <w:p>
@@ -849,7 +705,7 @@
           <w:color w:val="000000"/>
           <w:sz w:val="36"/>
         </w:rPr>
-        <w:t>-SO DID MCDONALD'S KEEP THE ROBOT... OR PULL IT???</w:t>
+        <w:t>-BURGER KING SAYS IT'S MAKING IT EASIER TO ORDER FROM A REAL PERSON AT THE DRIVE-THRU.</w:t>
       </w:r>
     </w:p>
     <w:p>
@@ -876,7 +732,7 @@
           <w:color w:val="000000"/>
           <w:sz w:val="36"/>
         </w:rPr>
-        <w:t>-HERE'S WHAT HAPPENED. THIS IS WILD.</w:t>
+        <w:t>-PORTILLO'S, THE CHICAGO HOT DOG CHAIN, NOW HAS WORKERS OUTSIDE TAKING YOUR DRIVE-THRU ORDER IN PERSON.</w:t>
       </w:r>
     </w:p>
     <w:p>
@@ -900,58 +756,10 @@
         <w:rPr>
           <w:rFonts w:ascii="Arial" w:hAnsi="Arial" w:cs="Arial" w:eastAsia="Arial"/>
           <w:b/>
-          <w:color w:val="FF0000"/>
-          <w:sz w:val="36"/>
+          <w:color w:val="000000"/>
+          <w:sz w:val="46"/>
         </w:rPr>
-        <w:t>(((PLAY CLIP 7 HORIZONTAL)))</w:t>
-      </w:r>
-    </w:p>
-    <w:p>
-      <w:pPr>
-        <w:spacing w:lineRule="auto" w:line="276" w:before="0" w:after="0"/>
-      </w:pPr>
-      <w:r>
-        <w:rPr>
-          <w:rFonts w:ascii="Arial" w:hAnsi="Arial" w:cs="Arial" w:eastAsia="Arial"/>
-          <w:b/>
-          <w:color w:val="FF0000"/>
-          <w:sz w:val="36"/>
-        </w:rPr>
-        <w:t xml:space="preserve">((URL: </w:t>
-      </w:r>
-      <w:hyperlink r:id="rId10">
-        <w:r>
-          <w:rPr>
-            <w:color w:val="1155CC"/>
-            <w:u w:val="single"/>
-            <w:rFonts w:ascii="Arial" w:hAnsi="Arial" w:cs="Arial"/>
-            <w:sz w:val="36"/>
-          </w:rPr>
-          <w:t xml:space="preserve">STRAIGHT ARROW NEWS — MCDONALD'S ENDING ITS AI DRIVE-THRU TEST WITH IBM</w:t>
-        </w:r>
-      </w:hyperlink>
-      <w:r>
-        <w:rPr>
-          <w:rFonts w:ascii="Arial" w:hAnsi="Arial" w:cs="Arial" w:eastAsia="Arial"/>
-          <w:b/>
-          <w:color w:val="FF0000"/>
-          <w:sz w:val="36"/>
-        </w:rPr>
-        <w:t>))</w:t>
-      </w:r>
-    </w:p>
-    <w:p>
-      <w:pPr>
-        <w:spacing w:lineRule="auto" w:line="276" w:before="0" w:after="0"/>
-      </w:pPr>
-      <w:r>
-        <w:rPr>
-          <w:rFonts w:ascii="Arial" w:hAnsi="Arial" w:cs="Arial" w:eastAsia="Arial"/>
-          <w:b/>
-          <w:color w:val="FF0000"/>
-          <w:sz w:val="36"/>
-        </w:rPr>
-        <w:t>OUT:</w:t>
+        <w:t>BUT THE BIGGEST TURNAROUND IS HAPPENING AT STARBUCKS!!</w:t>
       </w:r>
     </w:p>
     <w:p>
@@ -978,400 +786,7 @@
           <w:color w:val="000000"/>
           <w:sz w:val="36"/>
         </w:rPr>
-        <w:t>-THEY PULLED THE PLUG. THE ROBOT WAS SWITCHED OFF IN ALL OF THOSE RESTAURANTS BY THE END OF JULY 2024.</w:t>
-      </w:r>
-    </w:p>
-    <w:p>
-      <w:pPr>
-        <w:spacing w:lineRule="auto" w:line="276" w:before="0" w:after="0"/>
-      </w:pPr>
-      <w:r>
-        <w:rPr>
-          <w:rFonts w:ascii="Arial" w:hAnsi="Arial" w:cs="Arial" w:eastAsia="Arial"/>
-          <w:b w:val="0"/>
-          <w:color w:val="000000"/>
-          <w:sz w:val="36"/>
-        </w:rPr>
-      </w:r>
-    </w:p>
-    <w:p>
-      <w:pPr>
-        <w:spacing w:lineRule="auto" w:line="276" w:before="0" w:after="0"/>
-      </w:pPr>
-      <w:r>
-        <w:rPr>
-          <w:rFonts w:ascii="Arial" w:hAnsi="Arial" w:cs="Arial" w:eastAsia="Arial"/>
-          <w:b w:val="0"/>
-          <w:color w:val="000000"/>
-          <w:sz w:val="36"/>
-        </w:rPr>
-        <w:t>-NOW, IN FAIRNESS, MCDONALD'S IS STILL TESTING NEW AI. THE ROBOTS AREN'T GONE FOR GOOD.</w:t>
-      </w:r>
-    </w:p>
-    <w:p>
-      <w:pPr>
-        <w:spacing w:lineRule="auto" w:line="276" w:before="0" w:after="0"/>
-      </w:pPr>
-      <w:r>
-        <w:rPr>
-          <w:rFonts w:ascii="Arial" w:hAnsi="Arial" w:cs="Arial" w:eastAsia="Arial"/>
-          <w:b w:val="0"/>
-          <w:color w:val="000000"/>
-          <w:sz w:val="36"/>
-        </w:rPr>
-      </w:r>
-    </w:p>
-    <w:p>
-      <w:pPr>
-        <w:spacing w:lineRule="auto" w:line="276" w:before="0" w:after="0"/>
-      </w:pPr>
-      <w:r>
-        <w:rPr>
-          <w:rFonts w:ascii="Arial" w:hAnsi="Arial" w:cs="Arial" w:eastAsia="Arial"/>
-          <w:b w:val="0"/>
-          <w:color w:val="000000"/>
-          <w:sz w:val="36"/>
-        </w:rPr>
-        <w:t>-BUT THIS FALL, THE BIG BET IS ON THE PEOPLE BEHIND THE COUNTER.</w:t>
-      </w:r>
-    </w:p>
-    <w:p>
-      <w:pPr>
-        <w:spacing w:lineRule="auto" w:line="276" w:before="0" w:after="0"/>
-      </w:pPr>
-      <w:r>
-        <w:rPr>
-          <w:rFonts w:ascii="Arial" w:hAnsi="Arial" w:cs="Arial" w:eastAsia="Arial"/>
-          <w:b w:val="0"/>
-          <w:color w:val="000000"/>
-          <w:sz w:val="36"/>
-        </w:rPr>
-      </w:r>
-    </w:p>
-    <w:p>
-      <w:pPr>
-        <w:spacing w:lineRule="auto" w:line="276" w:before="0" w:after="0"/>
-      </w:pPr>
-      <w:r>
-        <w:rPr>
-          <w:rFonts w:ascii="Arial" w:hAnsi="Arial" w:cs="Arial" w:eastAsia="Arial"/>
-          <w:b/>
-          <w:color w:val="000000"/>
-          <w:sz w:val="46"/>
-        </w:rPr>
-        <w:t>AND IT'S NOT JUST MCDONALD'S... THE OTHER CHAINS ARE ADMITTING IT TOO!!</w:t>
-      </w:r>
-    </w:p>
-    <w:p>
-      <w:pPr>
-        <w:spacing w:lineRule="auto" w:line="276" w:before="0" w:after="0"/>
-      </w:pPr>
-      <w:r>
-        <w:rPr>
-          <w:rFonts w:ascii="Arial" w:hAnsi="Arial" w:cs="Arial" w:eastAsia="Arial"/>
-          <w:b w:val="0"/>
-          <w:color w:val="000000"/>
-          <w:sz w:val="36"/>
-        </w:rPr>
-      </w:r>
-    </w:p>
-    <w:p>
-      <w:pPr>
-        <w:spacing w:lineRule="auto" w:line="276" w:before="0" w:after="0"/>
-      </w:pPr>
-      <w:r>
-        <w:rPr>
-          <w:rFonts w:ascii="Arial" w:hAnsi="Arial" w:cs="Arial" w:eastAsia="Arial"/>
-          <w:b w:val="0"/>
-          <w:color w:val="000000"/>
-          <w:sz w:val="36"/>
-        </w:rPr>
-        <w:t>-CHAKRI SOMISETTI RUNS BRAND TECHNOLOGIES AT BURGER KING.</w:t>
-      </w:r>
-    </w:p>
-    <w:p>
-      <w:pPr>
-        <w:spacing w:lineRule="auto" w:line="276" w:before="0" w:after="0"/>
-      </w:pPr>
-      <w:r>
-        <w:rPr>
-          <w:rFonts w:ascii="Arial" w:hAnsi="Arial" w:cs="Arial" w:eastAsia="Arial"/>
-          <w:b w:val="0"/>
-          <w:color w:val="000000"/>
-          <w:sz w:val="36"/>
-        </w:rPr>
-      </w:r>
-    </w:p>
-    <w:p>
-      <w:pPr>
-        <w:spacing w:lineRule="auto" w:line="276" w:before="0" w:after="0"/>
-      </w:pPr>
-      <w:r>
-        <w:rPr>
-          <w:rFonts w:ascii="Arial" w:hAnsi="Arial" w:cs="Arial" w:eastAsia="Arial"/>
-          <w:b w:val="0"/>
-          <w:color w:val="000000"/>
-          <w:sz w:val="36"/>
-        </w:rPr>
-        <w:t>-LAST MONTH, AT AN INDUSTRY CONFERENCE, HE SAID SOME OF THEIR TEST RESTAURANTS SAW, AND I'M QUOTING HERE...</w:t>
-      </w:r>
-    </w:p>
-    <w:p>
-      <w:pPr>
-        <w:spacing w:lineRule="auto" w:line="276" w:before="0" w:after="0"/>
-      </w:pPr>
-      <w:r>
-        <w:rPr>
-          <w:rFonts w:ascii="Arial" w:hAnsi="Arial" w:cs="Arial" w:eastAsia="Arial"/>
-          <w:b w:val="0"/>
-          <w:color w:val="000000"/>
-          <w:sz w:val="36"/>
-        </w:rPr>
-      </w:r>
-    </w:p>
-    <w:p>
-      <w:pPr>
-        <w:spacing w:lineRule="auto" w:line="276" w:before="0" w:after="0"/>
-      </w:pPr>
-      <w:r>
-        <w:rPr>
-          <w:rFonts w:ascii="Arial" w:hAnsi="Arial" w:cs="Arial" w:eastAsia="Arial"/>
-          <w:b w:val="0"/>
-          <w:color w:val="000000"/>
-          <w:sz w:val="36"/>
-        </w:rPr>
-        <w:t>-"DRIVE OFFS BECAUSE GUESTS DON'T WANT TO TALK TO A BOT."</w:t>
-      </w:r>
-    </w:p>
-    <w:p>
-      <w:pPr>
-        <w:spacing w:lineRule="auto" w:line="276" w:before="0" w:after="0"/>
-      </w:pPr>
-      <w:r>
-        <w:rPr>
-          <w:rFonts w:ascii="Arial" w:hAnsi="Arial" w:cs="Arial" w:eastAsia="Arial"/>
-          <w:b/>
-          <w:color w:val="FF0000"/>
-          <w:sz w:val="36"/>
-        </w:rPr>
-        <w:t>(((TAKE FULLSCREEN - SOMISETTI QUOTE)))</w:t>
-      </w:r>
-    </w:p>
-    <w:p>
-      <w:pPr>
-        <w:spacing w:lineRule="auto" w:line="276" w:before="0" w:after="0"/>
-      </w:pPr>
-      <w:r>
-        <w:rPr>
-          <w:rFonts w:ascii="Arial" w:hAnsi="Arial" w:cs="Arial" w:eastAsia="Arial"/>
-          <w:b w:val="0"/>
-          <w:color w:val="FF0000"/>
-          <w:sz w:val="36"/>
-        </w:rPr>
-        <w:t>"DRIVE OFFS BECAUSE GUESTS DON'T WANT TO TALK TO A BOT."</w:t>
-      </w:r>
-    </w:p>
-    <w:p>
-      <w:pPr>
-        <w:spacing w:lineRule="auto" w:line="276" w:before="0" w:after="0"/>
-      </w:pPr>
-      <w:r>
-        <w:rPr>
-          <w:rFonts w:ascii="Arial" w:hAnsi="Arial" w:cs="Arial" w:eastAsia="Arial"/>
-          <w:b w:val="0"/>
-          <w:color w:val="FF0000"/>
-          <w:sz w:val="36"/>
-        </w:rPr>
-        <w:t>CHAKRI SOMISETTI, BURGER KING, SEPT. 2026</w:t>
-      </w:r>
-    </w:p>
-    <w:p>
-      <w:pPr>
-        <w:spacing w:lineRule="auto" w:line="276" w:before="0" w:after="0"/>
-      </w:pPr>
-      <w:r>
-        <w:rPr>
-          <w:rFonts w:ascii="Arial" w:hAnsi="Arial" w:cs="Arial" w:eastAsia="Arial"/>
-          <w:b w:val="0"/>
-          <w:color w:val="000000"/>
-          <w:sz w:val="36"/>
-        </w:rPr>
-      </w:r>
-    </w:p>
-    <w:p>
-      <w:pPr>
-        <w:spacing w:lineRule="auto" w:line="276" w:before="0" w:after="0"/>
-      </w:pPr>
-      <w:r>
-        <w:rPr>
-          <w:rFonts w:ascii="Arial" w:hAnsi="Arial" w:cs="Arial" w:eastAsia="Arial"/>
-          <w:b w:val="0"/>
-          <w:color w:val="000000"/>
-          <w:sz w:val="36"/>
-        </w:rPr>
-        <w:t>-PEOPLE LITERALLY DROVE AWAY RATHER THAN ORDER FROM THE ROBOT!!</w:t>
-      </w:r>
-    </w:p>
-    <w:p>
-      <w:pPr>
-        <w:spacing w:lineRule="auto" w:line="276" w:before="0" w:after="0"/>
-      </w:pPr>
-      <w:r>
-        <w:rPr>
-          <w:rFonts w:ascii="Arial" w:hAnsi="Arial" w:cs="Arial" w:eastAsia="Arial"/>
-          <w:b w:val="0"/>
-          <w:color w:val="000000"/>
-          <w:sz w:val="36"/>
-        </w:rPr>
-      </w:r>
-    </w:p>
-    <w:p>
-      <w:pPr>
-        <w:spacing w:lineRule="auto" w:line="276" w:before="0" w:after="0"/>
-      </w:pPr>
-      <w:r>
-        <w:rPr>
-          <w:rFonts w:ascii="Arial" w:hAnsi="Arial" w:cs="Arial" w:eastAsia="Arial"/>
-          <w:b w:val="0"/>
-          <w:color w:val="000000"/>
-          <w:sz w:val="36"/>
-        </w:rPr>
-        <w:t>-NOW BURGER KING SAYS IT'S MAKING IT EASY TO ORDER FROM A REAL PERSON, IF THAT'S WHAT YOU WANT.</w:t>
-      </w:r>
-    </w:p>
-    <w:p>
-      <w:pPr>
-        <w:spacing w:lineRule="auto" w:line="276" w:before="0" w:after="0"/>
-      </w:pPr>
-      <w:r>
-        <w:rPr>
-          <w:rFonts w:ascii="Arial" w:hAnsi="Arial" w:cs="Arial" w:eastAsia="Arial"/>
-          <w:b w:val="0"/>
-          <w:color w:val="000000"/>
-          <w:sz w:val="36"/>
-        </w:rPr>
-      </w:r>
-    </w:p>
-    <w:p>
-      <w:pPr>
-        <w:spacing w:lineRule="auto" w:line="276" w:before="0" w:after="0"/>
-      </w:pPr>
-      <w:r>
-        <w:rPr>
-          <w:rFonts w:ascii="Arial" w:hAnsi="Arial" w:cs="Arial" w:eastAsia="Arial"/>
-          <w:b w:val="0"/>
-          <w:color w:val="000000"/>
-          <w:sz w:val="36"/>
-        </w:rPr>
-        <w:t>-AND AT TACO BELL, SOMEBODY ORDERED 18,000 CUPS OF WATER FROM THE AI.</w:t>
-      </w:r>
-    </w:p>
-    <w:p>
-      <w:pPr>
-        <w:spacing w:lineRule="auto" w:line="276" w:before="0" w:after="0"/>
-      </w:pPr>
-      <w:r>
-        <w:rPr>
-          <w:rFonts w:ascii="Arial" w:hAnsi="Arial" w:cs="Arial" w:eastAsia="Arial"/>
-          <w:b w:val="0"/>
-          <w:color w:val="000000"/>
-          <w:sz w:val="36"/>
-        </w:rPr>
-      </w:r>
-    </w:p>
-    <w:p>
-      <w:pPr>
-        <w:spacing w:lineRule="auto" w:line="276" w:before="0" w:after="0"/>
-      </w:pPr>
-      <w:r>
-        <w:rPr>
-          <w:rFonts w:ascii="Arial" w:hAnsi="Arial" w:cs="Arial" w:eastAsia="Arial"/>
-          <w:b w:val="0"/>
-          <w:color w:val="000000"/>
-          <w:sz w:val="36"/>
-        </w:rPr>
-        <w:t>-AFTER THAT, TACO BELL'S OWN TECH CHIEF TOLD THE WALL STREET JOURNAL THAT AT ITS BUSIEST RESTAURANTS, A HUMAN MIGHT DO IT BETTER.</w:t>
-      </w:r>
-    </w:p>
-    <w:p>
-      <w:pPr>
-        <w:spacing w:lineRule="auto" w:line="276" w:before="0" w:after="0"/>
-      </w:pPr>
-      <w:r>
-        <w:rPr>
-          <w:rFonts w:ascii="Arial" w:hAnsi="Arial" w:cs="Arial" w:eastAsia="Arial"/>
-          <w:b w:val="0"/>
-          <w:color w:val="000000"/>
-          <w:sz w:val="36"/>
-        </w:rPr>
-      </w:r>
-    </w:p>
-    <w:p>
-      <w:pPr>
-        <w:spacing w:lineRule="auto" w:line="276" w:before="0" w:after="0"/>
-      </w:pPr>
-      <w:r>
-        <w:rPr>
-          <w:rFonts w:ascii="Arial" w:hAnsi="Arial" w:cs="Arial" w:eastAsia="Arial"/>
-          <w:b w:val="0"/>
-          <w:color w:val="000000"/>
-          <w:sz w:val="36"/>
-        </w:rPr>
-        <w:t>-TO BE CLEAR, TACO BELL STILL HAS AI IN ABOUT 900 DRIVE-THRUS. BUT EVEN THEY SAY IT'S NOT RIGHT FOR EVERY RESTAURANT.</w:t>
-      </w:r>
-    </w:p>
-    <w:p>
-      <w:pPr>
-        <w:spacing w:lineRule="auto" w:line="276" w:before="0" w:after="0"/>
-      </w:pPr>
-      <w:r>
-        <w:rPr>
-          <w:rFonts w:ascii="Arial" w:hAnsi="Arial" w:cs="Arial" w:eastAsia="Arial"/>
-          <w:b w:val="0"/>
-          <w:color w:val="000000"/>
-          <w:sz w:val="36"/>
-        </w:rPr>
-      </w:r>
-    </w:p>
-    <w:p>
-      <w:pPr>
-        <w:spacing w:lineRule="auto" w:line="276" w:before="0" w:after="0"/>
-      </w:pPr>
-      <w:r>
-        <w:rPr>
-          <w:rFonts w:ascii="Arial" w:hAnsi="Arial" w:cs="Arial" w:eastAsia="Arial"/>
-          <w:b/>
-          <w:color w:val="000000"/>
-          <w:sz w:val="46"/>
-        </w:rPr>
-        <w:t>BUT THE BIGGEST TURNAROUND OF ALL IS HAPPENING AT STARBUCKS!!</w:t>
-      </w:r>
-    </w:p>
-    <w:p>
-      <w:pPr>
-        <w:spacing w:lineRule="auto" w:line="276" w:before="0" w:after="0"/>
-      </w:pPr>
-      <w:r>
-        <w:rPr>
-          <w:rFonts w:ascii="Arial" w:hAnsi="Arial" w:cs="Arial" w:eastAsia="Arial"/>
-          <w:b w:val="0"/>
-          <w:color w:val="000000"/>
-          <w:sz w:val="36"/>
-        </w:rPr>
-      </w:r>
-    </w:p>
-    <w:p>
-      <w:pPr>
-        <w:spacing w:lineRule="auto" w:line="276" w:before="0" w:after="0"/>
-      </w:pPr>
-      <w:r>
-        <w:rPr>
-          <w:rFonts w:ascii="Arial" w:hAnsi="Arial" w:cs="Arial" w:eastAsia="Arial"/>
-          <w:b w:val="0"/>
-          <w:color w:val="000000"/>
-          <w:sz w:val="36"/>
-        </w:rPr>
-        <w:t xml:space="preserve">-IN 2024, STARBUCKS STARTED ROLLING OUT NEW EQUIPMENT CALLED THE </w:t>
+        <w:t xml:space="preserve">-STARBUCKS WAS ROLLING OUT NEW EQUIPMENT CALLED THE </w:t>
       </w:r>
       <w:r>
         <w:rPr>
@@ -1416,7 +831,7 @@
           <w:color w:val="000000"/>
           <w:sz w:val="36"/>
         </w:rPr>
-        <w:t>-THE PLAN WAS TO PUT IT IN ABOUT 10,000 STORES.</w:t>
+        <w:t>-THE PLAN WAS ABOUT 10,000 STORES.</w:t>
       </w:r>
     </w:p>
     <w:p>
@@ -1443,7 +858,7 @@
           <w:color w:val="000000"/>
           <w:sz w:val="36"/>
         </w:rPr>
-        <w:t>-THEN THE NEW CEO, BRIAN NICCOL, HIT THE BRAKES.</w:t>
+        <w:t>-THEN CEO BRIAN NICCOL STOPPED IT.</w:t>
       </w:r>
     </w:p>
     <w:p>
@@ -1497,7 +912,7 @@
           <w:color w:val="000000"/>
           <w:sz w:val="36"/>
         </w:rPr>
-        <w:t>-SO INSTEAD OF MORE MACHINES, STARBUCKS STARTED HIRING MORE BARISTAS AT THOUSANDS OF STORES.</w:t>
+        <w:t>-SO STARBUCKS STARTED HIRING MORE BARISTAS AT THOUSANDS OF STORES INSTEAD.</w:t>
       </w:r>
     </w:p>
     <w:p>
@@ -1524,7 +939,7 @@
           <w:color w:val="000000"/>
           <w:sz w:val="36"/>
         </w:rPr>
-        <w:t>-SO DID PEOPLE ACTUALLY NOTICE THE DIFFERENCE???</w:t>
+        <w:t>-SO IS IT WORKING? ARE PEOPLE NOTICING THE DIFFERENCE???</w:t>
       </w:r>
     </w:p>
     <w:p>
@@ -1578,7 +993,7 @@
           <w:color w:val="FF0000"/>
           <w:sz w:val="36"/>
         </w:rPr>
-        <w:t>(((PLAY CLIP 8 HORIZONTAL)))</w:t>
+        <w:t>(((PLAY CLIP 7 HORIZONTAL)))</w:t>
       </w:r>
     </w:p>
     <w:p>
@@ -1594,7 +1009,7 @@
         </w:rPr>
         <w:t xml:space="preserve">((URL: </w:t>
       </w:r>
-      <w:hyperlink r:id="rId11">
+      <w:hyperlink r:id="rId10">
         <w:r>
           <w:rPr>
             <w:color w:val="1155CC"/>
@@ -1653,34 +1068,7 @@
           <w:color w:val="000000"/>
           <w:sz w:val="36"/>
         </w:rPr>
-        <w:t>-MORE BARISTAS INSTEAD OF MORE MACHINES. THAT'S THE WHOLE TURNAROUND PLAN!!</w:t>
-      </w:r>
-    </w:p>
-    <w:p>
-      <w:pPr>
-        <w:spacing w:lineRule="auto" w:line="276" w:before="0" w:after="0"/>
-      </w:pPr>
-      <w:r>
-        <w:rPr>
-          <w:rFonts w:ascii="Arial" w:hAnsi="Arial" w:cs="Arial" w:eastAsia="Arial"/>
-          <w:b w:val="0"/>
-          <w:color w:val="000000"/>
-          <w:sz w:val="36"/>
-        </w:rPr>
-      </w:r>
-    </w:p>
-    <w:p>
-      <w:pPr>
-        <w:spacing w:lineRule="auto" w:line="276" w:before="0" w:after="0"/>
-      </w:pPr>
-      <w:r>
-        <w:rPr>
-          <w:rFonts w:ascii="Arial" w:hAnsi="Arial" w:cs="Arial" w:eastAsia="Arial"/>
-          <w:b/>
-          <w:color w:val="000000"/>
-          <w:sz w:val="46"/>
-        </w:rPr>
-        <w:t>AND THIS IS PROOF YOUR COMPLAINTS ACTUALLY GOT HEARD!!</w:t>
+        <w:t>-MORE BARISTAS INSTEAD OF MORE MACHINES!!</w:t>
       </w:r>
     </w:p>
     <w:p>
@@ -1707,34 +1095,7 @@
           <w:color w:val="000000"/>
           <w:sz w:val="36"/>
         </w:rPr>
-        <w:t>-GARTNER, A RESEARCH FIRM, FOUND 87% OF PEOPLE WANT TO BE ABLE TO REACH A HUMAN. 87%.</w:t>
-      </w:r>
-    </w:p>
-    <w:p>
-      <w:pPr>
-        <w:spacing w:lineRule="auto" w:line="276" w:before="0" w:after="0"/>
-      </w:pPr>
-      <w:r>
-        <w:rPr>
-          <w:rFonts w:ascii="Arial" w:hAnsi="Arial" w:cs="Arial" w:eastAsia="Arial"/>
-          <w:b w:val="0"/>
-          <w:color w:val="000000"/>
-          <w:sz w:val="36"/>
-        </w:rPr>
-      </w:r>
-    </w:p>
-    <w:p>
-      <w:pPr>
-        <w:spacing w:lineRule="auto" w:line="276" w:before="0" w:after="0"/>
-      </w:pPr>
-      <w:r>
-        <w:rPr>
-          <w:rFonts w:ascii="Arial" w:hAnsi="Arial" w:cs="Arial" w:eastAsia="Arial"/>
-          <w:b w:val="0"/>
-          <w:color w:val="000000"/>
-          <w:sz w:val="36"/>
-        </w:rPr>
-        <w:t>-KLARNA, THE BUY-NOW-PAY-LATER COMPANY, PUSHED HARD INTO AI CUSTOMER SERVICE... THEN STARTED HIRING HUMAN AGENTS AGAIN.</w:t>
+        <w:t>-AFTER YEARS OF "MORE TECHNOLOGY," THESE COMPANIES ARE ADMITTING IT... SOMETIMES YOU JUST WANT TO TALK TO A PERSON.</w:t>
       </w:r>
     </w:p>
     <w:p>
@@ -1815,7 +1176,7 @@
           <w:color w:val="000000"/>
           <w:sz w:val="36"/>
         </w:rPr>
-        <w:t>-NUMBER ONE. WALK INSIDE AND ORDER AT THE COUNTER.</w:t>
+        <w:t>-NUMBER ONE. WALK INSIDE AND ORDER AT THE COUNTER, BECAUSE THAT'S WHERE THE PEOPLE ARE.</w:t>
       </w:r>
     </w:p>
     <w:p>
@@ -1842,115 +1203,7 @@
           <w:color w:val="000000"/>
           <w:sz w:val="36"/>
         </w:rPr>
-        <w:t>-BECAUSE MCDONALD'S IS TRAINING ITS WORKERS TO GREET YOU AND CHECK ON YOU IN THE LOBBY.</w:t>
-      </w:r>
-    </w:p>
-    <w:p>
-      <w:pPr>
-        <w:spacing w:lineRule="auto" w:line="276" w:before="0" w:after="0"/>
-      </w:pPr>
-      <w:r>
-        <w:rPr>
-          <w:rFonts w:ascii="Arial" w:hAnsi="Arial" w:cs="Arial" w:eastAsia="Arial"/>
-          <w:b w:val="0"/>
-          <w:color w:val="000000"/>
-          <w:sz w:val="36"/>
-        </w:rPr>
-      </w:r>
-    </w:p>
-    <w:p>
-      <w:pPr>
-        <w:spacing w:lineRule="auto" w:line="276" w:before="0" w:after="0"/>
-      </w:pPr>
-      <w:r>
-        <w:rPr>
-          <w:rFonts w:ascii="Arial" w:hAnsi="Arial" w:cs="Arial" w:eastAsia="Arial"/>
-          <w:b w:val="0"/>
-          <w:color w:val="000000"/>
-          <w:sz w:val="36"/>
-        </w:rPr>
-        <w:t>-NUMBER TWO. AT THE DRIVE-THRU SPEAKER, ASK FOR A PERSON.</w:t>
-      </w:r>
-    </w:p>
-    <w:p>
-      <w:pPr>
-        <w:spacing w:lineRule="auto" w:line="276" w:before="0" w:after="0"/>
-      </w:pPr>
-      <w:r>
-        <w:rPr>
-          <w:rFonts w:ascii="Arial" w:hAnsi="Arial" w:cs="Arial" w:eastAsia="Arial"/>
-          <w:b w:val="0"/>
-          <w:color w:val="000000"/>
-          <w:sz w:val="36"/>
-        </w:rPr>
-      </w:r>
-    </w:p>
-    <w:p>
-      <w:pPr>
-        <w:spacing w:lineRule="auto" w:line="276" w:before="0" w:after="0"/>
-      </w:pPr>
-      <w:r>
-        <w:rPr>
-          <w:rFonts w:ascii="Arial" w:hAnsi="Arial" w:cs="Arial" w:eastAsia="Arial"/>
-          <w:b w:val="0"/>
-          <w:color w:val="000000"/>
-          <w:sz w:val="36"/>
-        </w:rPr>
-        <w:t>-BURGER KING SAYS IT'S ADDING AN EASY WAY TO REACH A HUMAN.</w:t>
-      </w:r>
-    </w:p>
-    <w:p>
-      <w:pPr>
-        <w:spacing w:lineRule="auto" w:line="276" w:before="0" w:after="0"/>
-      </w:pPr>
-      <w:r>
-        <w:rPr>
-          <w:rFonts w:ascii="Arial" w:hAnsi="Arial" w:cs="Arial" w:eastAsia="Arial"/>
-          <w:b w:val="0"/>
-          <w:color w:val="000000"/>
-          <w:sz w:val="36"/>
-        </w:rPr>
-      </w:r>
-    </w:p>
-    <w:p>
-      <w:pPr>
-        <w:spacing w:lineRule="auto" w:line="276" w:before="0" w:after="0"/>
-      </w:pPr>
-      <w:r>
-        <w:rPr>
-          <w:rFonts w:ascii="Arial" w:hAnsi="Arial" w:cs="Arial" w:eastAsia="Arial"/>
-          <w:b w:val="0"/>
-          <w:color w:val="000000"/>
-          <w:sz w:val="36"/>
-        </w:rPr>
-        <w:t>-NUMBER THREE. WATCH THE ORDER SCREEN AS YOU TALK, AND FIX IT BEFORE YOU PAY.</w:t>
-      </w:r>
-    </w:p>
-    <w:p>
-      <w:pPr>
-        <w:spacing w:lineRule="auto" w:line="276" w:before="0" w:after="0"/>
-      </w:pPr>
-      <w:r>
-        <w:rPr>
-          <w:rFonts w:ascii="Arial" w:hAnsi="Arial" w:cs="Arial" w:eastAsia="Arial"/>
-          <w:b w:val="0"/>
-          <w:color w:val="000000"/>
-          <w:sz w:val="36"/>
-        </w:rPr>
-      </w:r>
-    </w:p>
-    <w:p>
-      <w:pPr>
-        <w:spacing w:lineRule="auto" w:line="276" w:before="0" w:after="0"/>
-      </w:pPr>
-      <w:r>
-        <w:rPr>
-          <w:rFonts w:ascii="Arial" w:hAnsi="Arial" w:cs="Arial" w:eastAsia="Arial"/>
-          <w:b w:val="0"/>
-          <w:color w:val="000000"/>
-          <w:sz w:val="36"/>
-        </w:rPr>
-        <w:t>-THEN CHECK THE BAG BEFORE YOU LEAVE THE LOT.</w:t>
+        <w:t>-NUMBER TWO. AT THE DRIVE-THRU SPEAKER, JUST ASK FOR A PERSON.</w:t>
       </w:r>
     </w:p>
     <w:p>

--- a/runs/W_10072026/10_07 STORY C.docx
+++ b/runs/W_10072026/10_07 STORY C.docx
@@ -328,7 +328,7 @@
           <w:color w:val="000000"/>
           <w:sz w:val="36"/>
         </w:rPr>
-        <w:t>-AND ACCORDING TO THE JOURNAL, MCDONALD'S OWN FRANCHISE OWNERS ADMITTED THE PROBLEM.</w:t>
+        <w:t>-A REAL PERSON, SAYING SOMETHING NICE TO YOU. REMEMBER THAT???</w:t>
       </w:r>
     </w:p>
     <w:p>
@@ -355,34 +355,7 @@
           <w:color w:val="000000"/>
           <w:sz w:val="36"/>
         </w:rPr>
-        <w:t>-THEY SAID MANY GUESTS FEEL THEIR VISITS ARE "RUSHED, IMPERSONAL, STERILE AND COLD."</w:t>
-      </w:r>
-    </w:p>
-    <w:p>
-      <w:pPr>
-        <w:spacing w:lineRule="auto" w:line="276" w:before="0" w:after="0"/>
-      </w:pPr>
-      <w:r>
-        <w:rPr>
-          <w:rFonts w:ascii="Arial" w:hAnsi="Arial" w:cs="Arial" w:eastAsia="Arial"/>
-          <w:b w:val="0"/>
-          <w:color w:val="000000"/>
-          <w:sz w:val="36"/>
-        </w:rPr>
-      </w:r>
-    </w:p>
-    <w:p>
-      <w:pPr>
-        <w:spacing w:lineRule="auto" w:line="276" w:before="0" w:after="0"/>
-      </w:pPr>
-      <w:r>
-        <w:rPr>
-          <w:rFonts w:ascii="Arial" w:hAnsi="Arial" w:cs="Arial" w:eastAsia="Arial"/>
-          <w:b w:val="0"/>
-          <w:color w:val="000000"/>
-          <w:sz w:val="36"/>
-        </w:rPr>
-        <w:t>-YOU KNOW EXACTLY WHAT THEY MEAN. YOU PULL UP, AND A COMPUTER VOICE TAKES YOUR ORDER.</w:t>
+        <w:t>-BECAUSE YOU KNOW WHAT IT'S BEEN LIKE. YOU PULL UP, AND A COMPUTER VOICE TAKES YOUR ORDER.</w:t>
       </w:r>
     </w:p>
     <w:p>
@@ -651,61 +624,7 @@
           <w:color w:val="000000"/>
           <w:sz w:val="36"/>
         </w:rPr>
-        <w:t>-BURGER KING'S PRESIDENT, TOM CURTIS, TOLD THE WALL STREET JOURNAL PEOPLE WANT A HUMAN CONNECTION.</w:t>
-      </w:r>
-    </w:p>
-    <w:p>
-      <w:pPr>
-        <w:spacing w:lineRule="auto" w:line="276" w:before="0" w:after="0"/>
-      </w:pPr>
-      <w:r>
-        <w:rPr>
-          <w:rFonts w:ascii="Arial" w:hAnsi="Arial" w:cs="Arial" w:eastAsia="Arial"/>
-          <w:b w:val="0"/>
-          <w:color w:val="000000"/>
-          <w:sz w:val="36"/>
-        </w:rPr>
-      </w:r>
-    </w:p>
-    <w:p>
-      <w:pPr>
-        <w:spacing w:lineRule="auto" w:line="276" w:before="0" w:after="0"/>
-      </w:pPr>
-      <w:r>
-        <w:rPr>
-          <w:rFonts w:ascii="Arial" w:hAnsi="Arial" w:cs="Arial" w:eastAsia="Arial"/>
-          <w:b w:val="0"/>
-          <w:color w:val="000000"/>
-          <w:sz w:val="36"/>
-        </w:rPr>
-        <w:t>-AND I'M QUOTING HERE: "WE HAVE TO LEAN IN TO THAT BECAUSE THAT'S EVAPORATING IN THE FAST FOOD SPACE."</w:t>
-      </w:r>
-    </w:p>
-    <w:p>
-      <w:pPr>
-        <w:spacing w:lineRule="auto" w:line="276" w:before="0" w:after="0"/>
-      </w:pPr>
-      <w:r>
-        <w:rPr>
-          <w:rFonts w:ascii="Arial" w:hAnsi="Arial" w:cs="Arial" w:eastAsia="Arial"/>
-          <w:b w:val="0"/>
-          <w:color w:val="000000"/>
-          <w:sz w:val="36"/>
-        </w:rPr>
-      </w:r>
-    </w:p>
-    <w:p>
-      <w:pPr>
-        <w:spacing w:lineRule="auto" w:line="276" w:before="0" w:after="0"/>
-      </w:pPr>
-      <w:r>
-        <w:rPr>
-          <w:rFonts w:ascii="Arial" w:hAnsi="Arial" w:cs="Arial" w:eastAsia="Arial"/>
-          <w:b w:val="0"/>
-          <w:color w:val="000000"/>
-          <w:sz w:val="36"/>
-        </w:rPr>
-        <w:t>-BURGER KING SAYS IT'S MAKING IT EASIER TO ORDER FROM A REAL PERSON AT THE DRIVE-THRU.</w:t>
+        <w:t>-AT BURGER KING, THEY SAY THEY'RE MAKING IT EASIER FOR YOU TO ORDER FROM A REAL PERSON AT THE DRIVE-THRU... NOT THE ROBOT.</w:t>
       </w:r>
     </w:p>
     <w:p>
@@ -786,7 +705,7 @@
           <w:color w:val="000000"/>
           <w:sz w:val="36"/>
         </w:rPr>
-        <w:t xml:space="preserve">-STARBUCKS WAS ROLLING OUT NEW EQUIPMENT CALLED THE </w:t>
+        <w:t xml:space="preserve">-STARBUCKS WAS PUTTING </w:t>
       </w:r>
       <w:r>
         <w:rPr>
@@ -795,7 +714,7 @@
           <w:color w:val="000000"/>
           <w:sz w:val="36"/>
         </w:rPr>
-        <w:t>SIREN CRAFT SYSTEM</w:t>
+        <w:t>HIGH-TECH DRINK MACHINES</w:t>
       </w:r>
       <w:r>
         <w:rPr>
@@ -804,7 +723,7 @@
           <w:color w:val="000000"/>
           <w:sz w:val="36"/>
         </w:rPr>
-        <w:t>, TO MAKE YOUR DRINK FASTER.</w:t>
+        <w:t xml:space="preserve"> IN ABOUT 10,000 STORES, TO MAKE YOUR ORDER FASTER.</w:t>
       </w:r>
     </w:p>
     <w:p>
@@ -831,7 +750,7 @@
           <w:color w:val="000000"/>
           <w:sz w:val="36"/>
         </w:rPr>
-        <w:t>-THE PLAN WAS ABOUT 10,000 STORES.</w:t>
+        <w:t>-THEN IT SCRAPPED THE PLAN.</w:t>
       </w:r>
     </w:p>
     <w:p>
@@ -858,7 +777,7 @@
           <w:color w:val="000000"/>
           <w:sz w:val="36"/>
         </w:rPr>
-        <w:t>-THEN CEO BRIAN NICCOL STOPPED IT.</w:t>
+        <w:t>-INSTEAD, STARBUCKS IS HIRING MORE BARISTAS AT THOUSANDS OF STORES... MORE PEOPLE MAKING YOUR DRINK.</w:t>
       </w:r>
     </w:p>
     <w:p>
@@ -885,34 +804,7 @@
           <w:color w:val="000000"/>
           <w:sz w:val="36"/>
         </w:rPr>
-        <w:t>-ACCORDING TO CBS NEWS, HE SAID THE EQUIPMENT DOESN'T SOLVE THE EXPERIENCE... STAFFING THE STORES DOES.</w:t>
-      </w:r>
-    </w:p>
-    <w:p>
-      <w:pPr>
-        <w:spacing w:lineRule="auto" w:line="276" w:before="0" w:after="0"/>
-      </w:pPr>
-      <w:r>
-        <w:rPr>
-          <w:rFonts w:ascii="Arial" w:hAnsi="Arial" w:cs="Arial" w:eastAsia="Arial"/>
-          <w:b w:val="0"/>
-          <w:color w:val="000000"/>
-          <w:sz w:val="36"/>
-        </w:rPr>
-      </w:r>
-    </w:p>
-    <w:p>
-      <w:pPr>
-        <w:spacing w:lineRule="auto" w:line="276" w:before="0" w:after="0"/>
-      </w:pPr>
-      <w:r>
-        <w:rPr>
-          <w:rFonts w:ascii="Arial" w:hAnsi="Arial" w:cs="Arial" w:eastAsia="Arial"/>
-          <w:b w:val="0"/>
-          <w:color w:val="000000"/>
-          <w:sz w:val="36"/>
-        </w:rPr>
-        <w:t>-SO STARBUCKS STARTED HIRING MORE BARISTAS AT THOUSANDS OF STORES INSTEAD.</w:t>
+        <w:t>-THE CEO, BRIAN NICCOL, SAID THE MACHINES WEREN'T FIXING YOUR EXPERIENCE. MORE STAFF WAS.</w:t>
       </w:r>
     </w:p>
     <w:p>

--- a/runs/W_10072026/10_07 STORY C.docx
+++ b/runs/W_10072026/10_07 STORY C.docx
@@ -1068,34 +1068,7 @@
           <w:color w:val="000000"/>
           <w:sz w:val="36"/>
         </w:rPr>
-        <w:t>-NUMBER ONE. WALK INSIDE AND ORDER AT THE COUNTER, BECAUSE THAT'S WHERE THE PEOPLE ARE.</w:t>
-      </w:r>
-    </w:p>
-    <w:p>
-      <w:pPr>
-        <w:spacing w:lineRule="auto" w:line="276" w:before="0" w:after="0"/>
-      </w:pPr>
-      <w:r>
-        <w:rPr>
-          <w:rFonts w:ascii="Arial" w:hAnsi="Arial" w:cs="Arial" w:eastAsia="Arial"/>
-          <w:b w:val="0"/>
-          <w:color w:val="000000"/>
-          <w:sz w:val="36"/>
-        </w:rPr>
-      </w:r>
-    </w:p>
-    <w:p>
-      <w:pPr>
-        <w:spacing w:lineRule="auto" w:line="276" w:before="0" w:after="0"/>
-      </w:pPr>
-      <w:r>
-        <w:rPr>
-          <w:rFonts w:ascii="Arial" w:hAnsi="Arial" w:cs="Arial" w:eastAsia="Arial"/>
-          <w:b w:val="0"/>
-          <w:color w:val="000000"/>
-          <w:sz w:val="36"/>
-        </w:rPr>
-        <w:t>-NUMBER TWO. AT THE DRIVE-THRU SPEAKER, JUST ASK FOR A PERSON.</w:t>
+        <w:t>-AT THE DRIVE-THRU SPEAKER, JUST ASK FOR A PERSON.</w:t>
       </w:r>
     </w:p>
     <w:p>
